--- a/templates/Quote_format_Low_Vtg.docx
+++ b/templates/Quote_format_Low_Vtg.docx
@@ -108,7 +108,7 @@
           <w:sz w:val="22"/>
           <w:szCs w:val="22"/>
         </w:rPr>
-        <w:t>5</w:t>
+        <w:t>6</w:t>
       </w:r>
       <w:r>
         <w:rPr>
@@ -124,25 +124,17 @@
           <w:sz w:val="22"/>
           <w:szCs w:val="22"/>
         </w:rPr>
-        <w:t>6</w:t>
+        <w:t>7</w:t>
       </w:r>
-      <w:proofErr w:type="gramStart"/>
+      <w:bookmarkStart w:id="0" w:name="_GoBack"/>
+      <w:bookmarkEnd w:id="0"/>
       <w:r>
         <w:rPr>
           <w:rFonts w:ascii="Calibri" w:hAnsi="Calibri"/>
           <w:sz w:val="22"/>
           <w:szCs w:val="22"/>
         </w:rPr>
-        <w:t>/{</w:t>
-      </w:r>
-      <w:proofErr w:type="gramEnd"/>
-      <w:r>
-        <w:rPr>
-          <w:rFonts w:ascii="Calibri" w:hAnsi="Calibri"/>
-          <w:sz w:val="22"/>
-          <w:szCs w:val="22"/>
-        </w:rPr>
-        <w:t>{CODE}}</w:t>
+        <w:t>/{{CODE}}</w:t>
       </w:r>
     </w:p>
     <w:p>
@@ -399,8 +391,6 @@
         </w:rPr>
         <w:t>,</w:t>
       </w:r>
-      <w:bookmarkStart w:id="0" w:name="_GoBack"/>
-      <w:bookmarkEnd w:id="0"/>
     </w:p>
     <w:p>
       <w:pPr>
@@ -1924,14 +1914,14 @@
                 <w:sz w:val="22"/>
                 <w:szCs w:val="22"/>
               </w:rPr>
-              <w:t>Price is based on USD 1: INR 8</w:t>
-            </w:r>
-            <w:r>
-              <w:rPr>
-                <w:sz w:val="22"/>
-                <w:szCs w:val="22"/>
-              </w:rPr>
-              <w:t>7</w:t>
+              <w:t xml:space="preserve">Price is based on USD 1: INR </w:t>
+            </w:r>
+            <w:r>
+              <w:rPr>
+                <w:sz w:val="22"/>
+                <w:szCs w:val="22"/>
+              </w:rPr>
+              <w:t>{DOLLAR_RATE}</w:t>
             </w:r>
             <w:r>
               <w:rPr>
@@ -3626,7 +3616,7 @@
         <v:path o:extrusionok="f" gradientshapeok="t" o:connecttype="rect"/>
         <o:lock v:ext="edit" aspectratio="t"/>
       </v:shapetype>
-      <v:shape id="_x0000_i1028" type="#_x0000_t75" style="width:67.5pt;height:67.5pt;visibility:visible;mso-wrap-style:square" o:bullet="t">
+      <v:shape id="_x0000_i1027" type="#_x0000_t75" style="width:67.5pt;height:67.5pt;visibility:visible;mso-wrap-style:square" o:bullet="t">
         <v:imagedata r:id="rId1" o:title=""/>
       </v:shape>
     </w:pict>
@@ -8677,7 +8667,7 @@
 </file>
 
 <file path=customXml/itemProps4.xml><?xml version="1.0" encoding="utf-8"?>
-<ds:datastoreItem xmlns:ds="http://schemas.openxmlformats.org/officeDocument/2006/customXml" ds:itemID="{2F58E96E-4D27-448B-9BAB-050AFCD4C3F2}">
+<ds:datastoreItem xmlns:ds="http://schemas.openxmlformats.org/officeDocument/2006/customXml" ds:itemID="{44249379-C593-4828-AA2B-2F7158D55DC6}">
   <ds:schemaRefs>
     <ds:schemaRef ds:uri="http://schemas.openxmlformats.org/officeDocument/2006/bibliography"/>
   </ds:schemaRefs>
